--- a/Fase 2/Manuales/SIGMA_Manual_EP13_Bitácora_de_turno.docx
+++ b/Fase 2/Manuales/SIGMA_Manual_EP13_Bitácora_de_turno.docx
@@ -427,13 +427,14 @@
         </w:tblBorders>
       </w:tblPr>
       <w:tblGrid>
-        <w:gridCol w:w="4873"/>
-        <w:gridCol w:w="4873"/>
+        <w:gridCol w:w="3249"/>
+        <w:gridCol w:w="3249"/>
+        <w:gridCol w:w="3249"/>
       </w:tblGrid>
       <w:tr>
         <w:tc>
           <w:tcPr>
-            <w:tcW w:type="dxa" w:w="3402"/>
+            <w:tcW w:type="dxa" w:w="2551"/>
             <w:shd w:val="clear" w:color="auto" w:fill="E8E5F7"/>
           </w:tcPr>
           <w:p>
@@ -449,7 +450,7 @@
         </w:tc>
         <w:tc>
           <w:tcPr>
-            <w:tcW w:type="dxa" w:w="6236"/>
+            <w:tcW w:type="dxa" w:w="3969"/>
             <w:shd w:val="clear" w:color="auto" w:fill="E8E5F7"/>
           </w:tcPr>
           <w:p>
@@ -459,7 +460,23 @@
                 <w:b/>
                 <w:sz w:val="19"/>
               </w:rPr>
-              <w:t>Ruta</w:t>
+              <w:t>Ruta en el menú</w:t>
+            </w:r>
+          </w:p>
+        </w:tc>
+        <w:tc>
+          <w:tcPr>
+            <w:tcW w:type="dxa" w:w="3118"/>
+            <w:shd w:val="clear" w:color="auto" w:fill="E8E5F7"/>
+          </w:tcPr>
+          <w:p>
+            <w:r/>
+            <w:r>
+              <w:rPr>
+                <w:b/>
+                <w:sz w:val="19"/>
+              </w:rPr>
+              <w:t>Pestañas que tiene</w:t>
             </w:r>
           </w:p>
         </w:tc>
@@ -467,7 +484,7 @@
       <w:tr>
         <w:tc>
           <w:tcPr>
-            <w:tcW w:type="dxa" w:w="3402"/>
+            <w:tcW w:type="dxa" w:w="2551"/>
           </w:tcPr>
           <w:p>
             <w:r/>
@@ -481,7 +498,7 @@
         </w:tc>
         <w:tc>
           <w:tcPr>
-            <w:tcW w:type="dxa" w:w="6236"/>
+            <w:tcW w:type="dxa" w:w="3969"/>
           </w:tcPr>
           <w:p>
             <w:r/>
@@ -490,6 +507,20 @@
                 <w:sz w:val="19"/>
               </w:rPr>
               <w:t>Bitácora de planta</w:t>
+            </w:r>
+          </w:p>
+        </w:tc>
+        <w:tc>
+          <w:tcPr>
+            <w:tcW w:type="dxa" w:w="3118"/>
+          </w:tcPr>
+          <w:p>
+            <w:r/>
+            <w:r>
+              <w:rPr>
+                <w:sz w:val="19"/>
+              </w:rPr>
+              <w:t>—</w:t>
             </w:r>
           </w:p>
         </w:tc>

--- a/Fase 2/Manuales/SIGMA_Manual_EP13_Bitácora_de_turno.docx
+++ b/Fase 2/Manuales/SIGMA_Manual_EP13_Bitácora_de_turno.docx
@@ -152,7 +152,7 @@
               <w:rPr>
                 <w:sz w:val="20"/>
               </w:rPr>
-              <w:t>1 visibles en el menú</w:t>
+              <w:t>1 en el menú</w:t>
             </w:r>
           </w:p>
         </w:tc>
@@ -216,7 +216,7 @@
               <w:rPr>
                 <w:sz w:val="20"/>
               </w:rPr>
-              <w:t>1.0 · 01-10-2026</w:t>
+              <w:t>1.1 · 02-10-2026</w:t>
             </w:r>
           </w:p>
         </w:tc>
@@ -409,7 +409,7 @@
           <w:i w:val="0"/>
           <w:sz w:val="22"/>
         </w:rPr>
-        <w:t>Desde el menú lateral:</w:t>
+        <w:t>Estas son las pantallas que usa el módulo, con la ruta exacta del menú lateral:</w:t>
       </w:r>
     </w:p>
     <w:tbl>
@@ -506,7 +506,7 @@
               <w:rPr>
                 <w:sz w:val="19"/>
               </w:rPr>
-              <w:t>Bitácora de planta</w:t>
+              <w:t>Aplicación móvil</w:t>
             </w:r>
           </w:p>
         </w:tc>
@@ -590,7 +590,7 @@
         <w:rPr>
           <w:sz w:val="21"/>
         </w:rPr>
-        <w:t>Entre a Bitácora de planta.</w:t>
+        <w:t>Abra «Bitácora de planta».</w:t>
       </w:r>
     </w:p>
     <w:p>
@@ -603,7 +603,7 @@
           <w:color w:val="555555"/>
           <w:sz w:val="19"/>
         </w:rPr>
-        <w:t>Menú: Bitácora de planta</w:t>
+        <w:t>En la aplicación móvil está en el menú; en la web, en el menú del usuario, arriba a la derecha.</w:t>
       </w:r>
     </w:p>
     <w:p>
@@ -622,7 +622,7 @@
         <w:rPr>
           <w:sz w:val="21"/>
         </w:rPr>
-        <w:t>Abra el formulario y complete los datos.</w:t>
+        <w:t>Complete los datos.</w:t>
       </w:r>
     </w:p>
     <w:p>
@@ -635,7 +635,7 @@
           <w:color w:val="555555"/>
           <w:sz w:val="19"/>
         </w:rPr>
-        <w:t>Hay 12 campos; 4 son obligatorios.</w:t>
+        <w:t>Son 12 campos; 4 obligatorios.</w:t>
       </w:r>
     </w:p>
     <w:tbl>
@@ -1766,7 +1766,7 @@
         <w:rPr>
           <w:sz w:val="21"/>
         </w:rPr>
-        <w:t>Entre a Bitácora de planta.</w:t>
+        <w:t>Abra «Bitácora de planta».</w:t>
       </w:r>
     </w:p>
     <w:p>
@@ -1779,7 +1779,7 @@
           <w:color w:val="555555"/>
           <w:sz w:val="19"/>
         </w:rPr>
-        <w:t>Menú: Bitácora de planta</w:t>
+        <w:t>En la aplicación móvil está en el menú; en la web, en el menú del usuario, arriba a la derecha.</w:t>
       </w:r>
     </w:p>
     <w:p>
@@ -1798,7 +1798,7 @@
         <w:rPr>
           <w:sz w:val="21"/>
         </w:rPr>
-        <w:t>Abra el formulario y complete los datos.</w:t>
+        <w:t>Complete los datos.</w:t>
       </w:r>
     </w:p>
     <w:p>
@@ -1811,7 +1811,7 @@
           <w:color w:val="555555"/>
           <w:sz w:val="19"/>
         </w:rPr>
-        <w:t>Hay 3 campos; 0 son obligatorios.</w:t>
+        <w:t>Son 3 campos, ninguno obligatorio.</w:t>
       </w:r>
     </w:p>
     <w:tbl>
@@ -2835,7 +2835,7 @@
           <w:color w:val="555555"/>
           <w:sz w:val="18"/>
         </w:rPr>
-        <w:t>Generado desde el Product Backlog (historias, campos de entrada y criterios de aceptación) y desde la tabla Menus de la base. Para actualizarlo: python _scratch/gen_manual_modulo.py</w:t>
+        <w:t>Generado desde el Product Backlog (historias, campos de entrada y criterios de aceptación), desde la tabla Menus de la base y desde las pestañas leídas de los .aspx. Para actualizarlo: python _scratch/gen_manual_modulo.py</w:t>
       </w:r>
     </w:p>
     <w:sectPr>
